--- a/assets/files/conference_agenda_authors_updated.docx
+++ b/assets/files/conference_agenda_authors_updated.docx
@@ -6924,7 +6924,6 @@
                 <w:color w:val="000000" w:themeColor="text1"/>
                 <w:szCs w:val="18"/>
               </w:rPr>
-              <w:t>S2</w:t>
             </w:r>
             <w:r>
               <w:rPr>
@@ -6935,21 +6934,21 @@
                 <w:szCs w:val="18"/>
                 <w:lang w:eastAsia="zh-CN"/>
               </w:rPr>
-              <w:t>7</w:t>
             </w:r>
             <w:r>
               <w:rPr>
                 <w:color w:val="000000" w:themeColor="text1"/>
                 <w:szCs w:val="18"/>
               </w:rPr>
-              <w:t xml:space="preserve">: </w:t>
             </w:r>
             <w:r>
               <w:rPr>
                 <w:color w:val="000000" w:themeColor="text1"/>
                 <w:szCs w:val="18"/>
               </w:rPr>
-              <w:t>Special Session on AI for Health</w:t>
+            </w:r>
+            <w:r>
+              <w:t>S27: Paper Session</w:t>
             </w:r>
           </w:p>
           <w:p>
@@ -6982,7 +6981,6 @@
                 <w:color w:val="000000" w:themeColor="text1"/>
                 <w:sz w:val="16"/>
               </w:rPr>
-              <w:t>CB08.02.00</w:t>
             </w:r>
             <w:r>
               <w:rPr>
@@ -6993,21 +6991,18 @@
                 <w:sz w:val="16"/>
                 <w:lang w:eastAsia="zh-CN"/>
               </w:rPr>
-              <w:t>5</w:t>
             </w:r>
             <w:r>
               <w:rPr>
                 <w:color w:val="000000" w:themeColor="text1"/>
                 <w:sz w:val="16"/>
               </w:rPr>
-              <w:br/>
-            </w:r>
-            <w:r>
-              <w:rPr>
-                <w:color w:val="000000" w:themeColor="text1"/>
-                <w:sz w:val="15"/>
-              </w:rPr>
-              <w:br/>
+            </w:r>
+            <w:r>
+              <w:rPr>
+                <w:color w:val="000000" w:themeColor="text1"/>
+                <w:sz w:val="15"/>
+              </w:rPr>
             </w:r>
             <w:r>
               <w:rPr>
@@ -7015,7 +7010,6 @@
                 <w:color w:val="000000" w:themeColor="text1"/>
                 <w:sz w:val="15"/>
               </w:rPr>
-              <w:t>15:</w:t>
             </w:r>
             <w:r>
               <w:rPr>
@@ -7025,7 +7019,6 @@
                 <w:sz w:val="15"/>
                 <w:lang w:eastAsia="zh-CN"/>
               </w:rPr>
-              <w:t>5</w:t>
             </w:r>
             <w:r>
               <w:rPr>
@@ -7033,7 +7026,6 @@
                 <w:color w:val="000000" w:themeColor="text1"/>
                 <w:sz w:val="15"/>
               </w:rPr>
-              <w:t>0-17:</w:t>
             </w:r>
             <w:r>
               <w:rPr>
@@ -7043,7 +7035,6 @@
                 <w:sz w:val="15"/>
                 <w:lang w:eastAsia="zh-CN"/>
               </w:rPr>
-              <w:t>3</w:t>
             </w:r>
             <w:r>
               <w:rPr>
@@ -7051,7 +7042,9 @@
                 <w:color w:val="000000" w:themeColor="text1"/>
                 <w:sz w:val="15"/>
               </w:rPr>
-              <w:t>0</w:t>
+            </w:r>
+            <w:r>
+              <w:t>CB08.02.005 1 paper 15:50-16:10</w:t>
             </w:r>
           </w:p>
         </w:tc>
@@ -8486,23 +8479,21 @@
                 <w:color w:val="000000" w:themeColor="text1"/>
                 <w:sz w:val="16"/>
               </w:rPr>
-              <w:t>CB08.02.005</w:t>
             </w:r>
             <w:r>
               <w:rPr>
                 <w:color w:val="000000" w:themeColor="text1"/>
                 <w:sz w:val="16"/>
               </w:rPr>
-              <w:br/>
-              <w:t>5 papers</w:t>
-            </w:r>
-            <w:r>
-              <w:rPr>
-                <w:color w:val="000000" w:themeColor="text1"/>
-                <w:sz w:val="15"/>
-              </w:rPr>
-              <w:br/>
-              <w:t>13:30-15:10</w:t>
+            </w:r>
+            <w:r>
+              <w:rPr>
+                <w:color w:val="000000" w:themeColor="text1"/>
+                <w:sz w:val="15"/>
+              </w:rPr>
+            </w:r>
+            <w:r>
+              <w:t>CB08.02.005 4 papers 13:30-14:50</w:t>
             </w:r>
           </w:p>
         </w:tc>
@@ -9503,84 +9494,6 @@
     </w:p>
     <w:p>
       <w:pPr>
-        <w:spacing w:after="240" w:line="252" w:lineRule="auto"/>
-        <w:jc w:val="center"/>
-        <w:rPr>
-          <w:rFonts w:eastAsia="SimSun"/>
-          <w:sz w:val="12"/>
-          <w:szCs w:val="16"/>
-          <w:lang w:eastAsia="zh-CN"/>
-        </w:rPr>
-      </w:pPr>
-      <w:r>
-        <w:rPr>
-          <w:rFonts w:eastAsia="SimSun" w:hint="eastAsia"/>
-          <w:i/>
-          <w:color w:val="969696"/>
-          <w:sz w:val="16"/>
-          <w:szCs w:val="16"/>
-          <w:lang w:eastAsia="zh-CN"/>
-        </w:rPr>
-        <w:t>*</w:t>
-      </w:r>
-      <w:r>
-        <w:rPr>
-          <w:rFonts w:eastAsia="SimSun" w:hint="eastAsia"/>
-          <w:i/>
-          <w:color w:val="969696"/>
-          <w:sz w:val="16"/>
-          <w:szCs w:val="16"/>
-          <w:lang w:eastAsia="zh-CN"/>
-        </w:rPr>
-        <w:t xml:space="preserve"> </w:t>
-      </w:r>
-      <w:r>
-        <w:rPr>
-          <w:rFonts w:eastAsia="SimSun"/>
-          <w:i/>
-          <w:color w:val="969696"/>
-          <w:sz w:val="16"/>
-          <w:szCs w:val="16"/>
-          <w:lang w:eastAsia="zh-CN"/>
-        </w:rPr>
-        <w:t xml:space="preserve">Please note that author names </w:t>
-      </w:r>
-      <w:r>
-        <w:rPr>
-          <w:rFonts w:eastAsia="SimSun" w:hint="eastAsia"/>
-          <w:i/>
-          <w:color w:val="969696"/>
-          <w:sz w:val="16"/>
-          <w:szCs w:val="16"/>
-          <w:lang w:eastAsia="zh-CN"/>
-        </w:rPr>
-        <w:t xml:space="preserve">below </w:t>
-      </w:r>
-      <w:r>
-        <w:rPr>
-          <w:rFonts w:eastAsia="SimSun"/>
-          <w:i/>
-          <w:color w:val="969696"/>
-          <w:sz w:val="16"/>
-          <w:szCs w:val="16"/>
-          <w:lang w:eastAsia="zh-CN"/>
-        </w:rPr>
-        <w:t>are currently imported from the OpenReview system and may differ from your camera-ready version. The final published proceedings will use the names provided in your camera-ready submission.</w:t>
-      </w:r>
-      <w:r>
-        <w:rPr>
-          <w:rFonts w:eastAsia="SimSun" w:hint="eastAsia"/>
-          <w:i/>
-          <w:color w:val="969696"/>
-          <w:sz w:val="16"/>
-          <w:szCs w:val="16"/>
-          <w:lang w:eastAsia="zh-CN"/>
-        </w:rPr>
-        <w:t xml:space="preserve"> </w:t>
-      </w:r>
-    </w:p>
-    <w:p>
-      <w:pPr>
         <w:keepNext/>
         <w:spacing w:before="40" w:after="160" w:line="252" w:lineRule="auto"/>
       </w:pPr>
@@ -9631,6 +9544,16 @@
           <w:sz w:val="16"/>
         </w:rPr>
         <w:t>July 17 | Afternoon | 13:30-15:10 | CB08.02.005</w:t>
+      </w:r>
+    </w:p>
+    <w:p>
+      <w:r>
+        <w:rPr>
+          <w:i/>
+          <w:color w:val="888888"/>
+          <w:sz w:val="18"/>
+        </w:rPr>
+        <w:t xml:space="preserve">* Please note that author names below are currently imported from the OpenReview system and may differ from your camera-ready version. The final published proceedings will use the names provided in your camera-ready submission.</w:t>
       </w:r>
     </w:p>
     <w:tbl>
@@ -20502,7 +20425,7 @@
           <w:color w:val="auto"/>
           <w:sz w:val="21"/>
         </w:rPr>
-        <w:t>Special Session on AI for Health</w:t>
+        <w:t>Paper Session</w:t>
       </w:r>
     </w:p>
     <w:p>
@@ -20731,6 +20654,9 @@
                 <w:color w:val="auto"/>
               </w:rPr>
             </w:pPr>
+            <w:r>
+              <w:t>1</w:t>
+            </w:r>
           </w:p>
         </w:tc>
         <w:tc>
@@ -20745,6 +20671,9 @@
                 <w:color w:val="auto"/>
               </w:rPr>
             </w:pPr>
+            <w:r>
+              <w:t>15:50 - 16:10</w:t>
+            </w:r>
           </w:p>
         </w:tc>
         <w:tc>
@@ -20759,6 +20688,9 @@
                 <w:color w:val="auto"/>
               </w:rPr>
             </w:pPr>
+            <w:r>
+              <w:t>98</w:t>
+            </w:r>
           </w:p>
         </w:tc>
         <w:tc>
@@ -20772,6 +20704,9 @@
                 <w:color w:val="auto"/>
               </w:rPr>
             </w:pPr>
+            <w:r>
+              <w:t>Fuzzy-Transformer Fusion for Sentiment Analysis: An Empirical Study on Spanish Twitter Data</w:t>
+            </w:r>
           </w:p>
         </w:tc>
       </w:tr>
@@ -25789,6 +25724,8 @@
                 <w:color w:val="auto"/>
                 <w:sz w:val="15"/>
               </w:rPr>
+            </w:r>
+            <w:r>
               <w:t>3</w:t>
             </w:r>
           </w:p>
@@ -25816,6 +25753,8 @@
                 <w:color w:val="auto"/>
                 <w:sz w:val="15"/>
               </w:rPr>
+            </w:r>
+            <w:r>
               <w:t>14:10 - 14:30</w:t>
             </w:r>
           </w:p>
@@ -25844,7 +25783,7 @@
                 <w:color w:val="auto"/>
                 <w:sz w:val="15"/>
               </w:rPr>
-              <w:t>98</w:t>
+              <w:t>21</w:t>
             </w:r>
           </w:p>
         </w:tc>
@@ -25875,7 +25814,7 @@
                 <w:sz w:val="15"/>
                 <w:szCs w:val="15"/>
               </w:rPr>
-              <w:t>Fuzzy-Transformer Fusion for Sentiment Analysis: An Empirical Study on Spanish Twitter Data</w:t>
+              <w:t>Hybrid Feature Selection with Global Context and Focused Attention</w:t>
             </w:r>
             <w:r>
               <w:rPr>
@@ -25891,7 +25830,7 @@
                 <w:color w:val="808080" w:themeColor="background1" w:themeShade="80"/>
                 <w:sz w:val="14"/>
               </w:rPr>
-              <w:t>Clara Simon de Blas, Jesús González Gironda, DANIEL GOMEZ GONZALEZ</w:t>
+              <w:t>Zeeshan Amir</w:t>
             </w:r>
           </w:p>
         </w:tc>
@@ -25921,6 +25860,8 @@
                 <w:color w:val="auto"/>
                 <w:sz w:val="15"/>
               </w:rPr>
+            </w:r>
+            <w:r>
               <w:t>4</w:t>
             </w:r>
           </w:p>
@@ -25948,139 +25889,9 @@
                 <w:color w:val="auto"/>
                 <w:sz w:val="15"/>
               </w:rPr>
+            </w:r>
+            <w:r>
               <w:t>14:30 - 14:50</w:t>
-            </w:r>
-          </w:p>
-        </w:tc>
-        <w:tc>
-          <w:tcPr>
-            <w:tcW w:w="900" w:type="dxa"/>
-            <w:tcMar>
-              <w:top w:w="55" w:type="dxa"/>
-              <w:left w:w="90" w:type="dxa"/>
-              <w:bottom w:w="55" w:type="dxa"/>
-              <w:right w:w="90" w:type="dxa"/>
-            </w:tcMar>
-          </w:tcPr>
-          <w:p>
-            <w:pPr>
-              <w:spacing w:after="0" w:line="247" w:lineRule="auto"/>
-              <w:jc w:val="center"/>
-              <w:rPr>
-                <w:color w:val="auto"/>
-              </w:rPr>
-            </w:pPr>
-            <w:r>
-              <w:rPr>
-                <w:b/>
-                <w:color w:val="auto"/>
-                <w:sz w:val="15"/>
-              </w:rPr>
-              <w:t>21</w:t>
-            </w:r>
-          </w:p>
-        </w:tc>
-        <w:tc>
-          <w:tcPr>
-            <w:tcW w:w="7836" w:type="dxa"/>
-            <w:tcMar>
-              <w:top w:w="55" w:type="dxa"/>
-              <w:left w:w="90" w:type="dxa"/>
-              <w:bottom w:w="55" w:type="dxa"/>
-              <w:right w:w="90" w:type="dxa"/>
-            </w:tcMar>
-          </w:tcPr>
-          <w:p>
-            <w:pPr>
-              <w:spacing w:after="0" w:line="247" w:lineRule="auto"/>
-              <w:rPr>
-                <w:rFonts w:eastAsia="SimSun"/>
-                <w:color w:val="auto"/>
-                <w:sz w:val="15"/>
-                <w:szCs w:val="15"/>
-                <w:lang w:eastAsia="zh-CN"/>
-              </w:rPr>
-            </w:pPr>
-            <w:r>
-              <w:rPr>
-                <w:color w:val="auto"/>
-                <w:sz w:val="15"/>
-                <w:szCs w:val="15"/>
-              </w:rPr>
-              <w:t>Hybrid Feature Selection with Global Context and Focused Attention</w:t>
-            </w:r>
-            <w:r>
-              <w:rPr>
-                <w:color w:val="auto"/>
-                <w:sz w:val="15"/>
-                <w:szCs w:val="15"/>
-              </w:rPr>
-              <w:br/>
-            </w:r>
-            <w:r>
-              <w:rPr>
-                <w:i/>
-                <w:color w:val="808080" w:themeColor="background1" w:themeShade="80"/>
-                <w:sz w:val="14"/>
-              </w:rPr>
-              <w:t>Zeeshan Amir</w:t>
-            </w:r>
-          </w:p>
-        </w:tc>
-      </w:tr>
-      <w:tr>
-        <w:tc>
-          <w:tcPr>
-            <w:tcW w:w="660" w:type="dxa"/>
-            <w:tcMar>
-              <w:top w:w="55" w:type="dxa"/>
-              <w:left w:w="90" w:type="dxa"/>
-              <w:bottom w:w="55" w:type="dxa"/>
-              <w:right w:w="90" w:type="dxa"/>
-            </w:tcMar>
-          </w:tcPr>
-          <w:p>
-            <w:pPr>
-              <w:spacing w:after="0" w:line="247" w:lineRule="auto"/>
-              <w:jc w:val="center"/>
-              <w:rPr>
-                <w:color w:val="auto"/>
-              </w:rPr>
-            </w:pPr>
-            <w:r>
-              <w:rPr>
-                <w:b/>
-                <w:color w:val="auto"/>
-                <w:sz w:val="15"/>
-              </w:rPr>
-              <w:t>5</w:t>
-            </w:r>
-          </w:p>
-        </w:tc>
-        <w:tc>
-          <w:tcPr>
-            <w:tcW w:w="1260" w:type="dxa"/>
-            <w:tcMar>
-              <w:top w:w="55" w:type="dxa"/>
-              <w:left w:w="90" w:type="dxa"/>
-              <w:bottom w:w="55" w:type="dxa"/>
-              <w:right w:w="90" w:type="dxa"/>
-            </w:tcMar>
-          </w:tcPr>
-          <w:p>
-            <w:pPr>
-              <w:spacing w:after="0" w:line="247" w:lineRule="auto"/>
-              <w:jc w:val="center"/>
-              <w:rPr>
-                <w:color w:val="auto"/>
-              </w:rPr>
-            </w:pPr>
-            <w:r>
-              <w:rPr>
-                <w:color w:val="auto"/>
-                <w:sz w:val="15"/>
-              </w:rPr>
-              <w:t>14:50 - 15:10</w:t>
             </w:r>
           </w:p>
         </w:tc>
